--- a/src/content/books/55-kak-perestat-stradat-i-stat-schastlivym/en.docx
+++ b/src/content/books/55-kak-perestat-stradat-i-stat-schastlivym/en.docx
@@ -26032,9 +26032,6 @@
         <w:footnoteRef/>
       </w:r>
       <w:r>
-        <w:rPr>
-          <w:rStyle w:val="af"/>
-        </w:rPr>
         <w:t>January 22-23, 2026</w:t>
       </w:r>
     </w:p>
